--- a/docs/lerngelegenheiten/LG_math-mikro/LM_mikromath_02.docx
+++ b/docs/lerngelegenheiten/LG_math-mikro/LM_mikromath_02.docx
@@ -24,22 +24,22 @@
         <w:t xml:space="preserve">Conrardy</w:t>
       </w:r>
     </w:p>
-    <w:bookmarkStart w:id="36" w:name="lernumgebung"/>
+    <w:bookmarkStart w:id="42" w:name="unterrichtsstrukturierung"/>
     <w:p>
       <w:pPr>
         <w:pStyle w:val="Heading1"/>
       </w:pPr>
       <w:r>
-        <w:t xml:space="preserve">Lernumgebung</w:t>
-      </w:r>
-    </w:p>
-    <w:bookmarkStart w:id="20" w:name="definition"/>
+        <w:t xml:space="preserve">Unterrichtsstrukturierung</w:t>
+      </w:r>
+    </w:p>
+    <w:bookmarkStart w:id="23" w:name="phasenmodelle"/>
     <w:p>
       <w:pPr>
         <w:pStyle w:val="Heading2"/>
       </w:pPr>
       <w:r>
-        <w:t xml:space="preserve">Definition</w:t>
+        <w:t xml:space="preserve">Phasenmodelle</w:t>
       </w:r>
     </w:p>
     <w:p>
@@ -71,16 +71,37 @@
         <w:t xml:space="preserve"> </w:t>
       </w:r>
       <w:r>
-        <w:t xml:space="preserve">aufgeteilt. Diese Aufteilung kann sich auf Phasenmodelle stützen (PADUA:</w:t>
-      </w:r>
-      <w:r>
-        <w:t xml:space="preserve"> </w:t>
-      </w:r>
-      <w:r>
-        <w:t xml:space="preserve">(Aebli, 1983)</w:t>
-      </w:r>
-      <w:r>
-        <w:t xml:space="preserve">, AVIVA:</w:t>
+        <w:t xml:space="preserve">aufgeteilt. Diese Aufteilung kann sich auf Phasenmodelle stützen:</w:t>
+      </w:r>
+    </w:p>
+    <w:p>
+      <w:pPr>
+        <w:numPr>
+          <w:ilvl w:val="0"/>
+          <w:numId w:val="1001"/>
+        </w:numPr>
+        <w:pStyle w:val="Compact"/>
+      </w:pPr>
+      <w:r>
+        <w:t xml:space="preserve">PADUA:</w:t>
+      </w:r>
+      <w:r>
+        <w:t xml:space="preserve"> </w:t>
+      </w:r>
+      <w:r>
+        <w:t xml:space="preserve">(vgl. Aebli, 1983)</w:t>
+      </w:r>
+    </w:p>
+    <w:p>
+      <w:pPr>
+        <w:numPr>
+          <w:ilvl w:val="0"/>
+          <w:numId w:val="1001"/>
+        </w:numPr>
+        <w:pStyle w:val="Compact"/>
+      </w:pPr>
+      <w:r>
+        <w:t xml:space="preserve">AVIVA:</w:t>
       </w:r>
       <w:r>
         <w:t xml:space="preserve"> </w:t>
@@ -88,8 +109,17 @@
       <w:r>
         <w:t xml:space="preserve">(Städeli &amp; Maurer, 2020)</w:t>
       </w:r>
-      <w:r>
-        <w:t xml:space="preserve">, KAFKA und SAMBA:</w:t>
+    </w:p>
+    <w:p>
+      <w:pPr>
+        <w:numPr>
+          <w:ilvl w:val="0"/>
+          <w:numId w:val="1001"/>
+        </w:numPr>
+        <w:pStyle w:val="Compact"/>
+      </w:pPr>
+      <w:r>
+        <w:t xml:space="preserve">KAFKA und SAMBA:</w:t>
       </w:r>
       <w:r>
         <w:t xml:space="preserve"> </w:t>
@@ -98,7 +128,159 @@
         <w:t xml:space="preserve">(Reusser 1999 nach Leuchter, 2009)</w:t>
       </w:r>
       <w:r>
-        <w:t xml:space="preserve">). Eine andere Einteilung ist diejenige in</w:t>
+        <w:t xml:space="preserve">)</w:t>
+      </w:r>
+    </w:p>
+    <w:tbl>
+      <w:tblPr>
+        <w:tblStyle w:val="Table"/>
+        <w:tblLook w:firstRow="0" w:lastRow="0" w:firstColumn="0" w:lastColumn="0" w:noHBand="0" w:noVBand="0" w:val="0000"/>
+        <w:tblBorders>
+          <w:left w:val="single" w:sz="24" w:space="0" w:color="00A047"/>
+          <w:right w:val="single" w:sz="4" w:space="0" w:color="00A047"/>
+          <w:top w:val="single" w:sz="4" w:space="0" w:color="00A047"/>
+          <w:bottom w:val="single" w:sz="4" w:space="0" w:color="00A047"/>
+        </w:tblBorders>
+        <w:tblCellMar>
+          <w:left w:w="144" w:type="dxa"/>
+          <w:right w:w="144" w:type="dxa"/>
+        </w:tblCellMar>
+        <w:tblInd w:w="164" w:type="dxa"/>
+        <w:tblW w:type="pct" w:w="100%"/>
+      </w:tblPr>
+      <w:tr>
+        <w:trPr>
+          <w:cantSplit/>
+        </w:trPr>
+        <w:tc>
+          <w:tcPr>
+            <w:shd w:color="auto" w:fill="ccf1e3" w:val="clear"/>
+            <w:tcMar>
+              <w:top w:w="92" w:type="dxa"/>
+              <w:bottom w:w="92" w:type="dxa"/>
+            </w:tcMar>
+          </w:tcPr>
+          <w:p>
+            <w:pPr>
+              <w:pStyle w:val="FirstParagraph"/>
+            </w:pPr>
+            <w:pPr>
+              <w:spacing w:before="0" w:after="0"/>
+              <w:textAlignment w:val="center"/>
+            </w:pPr>
+            <w:r>
+              <w:drawing>
+                <wp:inline>
+                  <wp:extent cx="152400" cy="152400"/>
+                  <wp:effectExtent b="0" l="0" r="0" t="0"/>
+                  <wp:docPr descr="" title="" id="21" name="Picture"/>
+                  <a:graphic>
+                    <a:graphicData uri="http://schemas.openxmlformats.org/drawingml/2006/picture">
+                      <pic:pic>
+                        <pic:nvPicPr>
+                          <pic:cNvPr descr="/Applications/quarto/share/formats/docx/tip.png" id="22" name="Picture"/>
+                          <pic:cNvPicPr>
+                            <a:picLocks noChangeArrowheads="1" noChangeAspect="1"/>
+                          </pic:cNvPicPr>
+                        </pic:nvPicPr>
+                        <pic:blipFill>
+                          <a:blip r:embed="rId20"/>
+                          <a:stretch>
+                            <a:fillRect/>
+                          </a:stretch>
+                        </pic:blipFill>
+                        <pic:spPr bwMode="auto">
+                          <a:xfrm>
+                            <a:off x="0" y="0"/>
+                            <a:ext cx="152400" cy="152400"/>
+                          </a:xfrm>
+                          <a:prstGeom prst="rect">
+                            <a:avLst/>
+                          </a:prstGeom>
+                          <a:noFill/>
+                          <a:ln w="9525">
+                            <a:noFill/>
+                            <a:headEnd/>
+                            <a:tailEnd/>
+                          </a:ln>
+                        </pic:spPr>
+                      </pic:pic>
+                    </a:graphicData>
+                  </a:graphic>
+                </wp:inline>
+              </w:drawing>
+            </w:r>
+            <w:r>
+              <w:t xml:space="preserve"> </w:t>
+            </w:r>
+            <w:r>
+              <w:t xml:space="preserve"> </w:t>
+            </w:r>
+            <w:r>
+              <w:t xml:space="preserve">Tipp</w:t>
+            </w:r>
+          </w:p>
+        </w:tc>
+      </w:tr>
+      <w:tr>
+        <w:trPr>
+          <w:cantSplit/>
+        </w:trPr>
+        <w:tc>
+          <w:tcPr>
+            <w:tcMar>
+              <w:top w:w="108" w:type="dxa"/>
+              <w:bottom w:w="108" w:type="dxa"/>
+            </w:tcMar>
+          </w:tcPr>
+          <w:p>
+            <w:pPr>
+              <w:pStyle w:val="BodyText"/>
+            </w:pPr>
+            <w:pPr>
+              <w:spacing w:before="16" w:after="16"/>
+            </w:pPr>
+            <w:r>
+              <w:t xml:space="preserve">Lernphasen werden in der Lerngelegenheit</w:t>
+            </w:r>
+            <w:r>
+              <w:t xml:space="preserve"> </w:t>
+            </w:r>
+            <w:r>
+              <w:t xml:space="preserve">“</w:t>
+            </w:r>
+            <w:r>
+              <w:t xml:space="preserve">Planungsarbeit im Fokus</w:t>
+            </w:r>
+            <w:r>
+              <w:t xml:space="preserve">”</w:t>
+            </w:r>
+            <w:r>
+              <w:t xml:space="preserve"> </w:t>
+            </w:r>
+            <w:r>
+              <w:t xml:space="preserve">vertieft.</w:t>
+            </w:r>
+          </w:p>
+        </w:tc>
+      </w:tr>
+    </w:tbl>
+    <w:bookmarkEnd w:id="23"/>
+    <w:bookmarkStart w:id="26" w:name="lernumgebungen"/>
+    <w:p>
+      <w:pPr>
+        <w:pStyle w:val="Heading2"/>
+      </w:pPr>
+      <w:r>
+        <w:t xml:space="preserve">Lernumgebungen</w:t>
+      </w:r>
+    </w:p>
+    <w:p>
+      <w:pPr>
+        <w:pStyle w:val="FirstParagraph"/>
+      </w:pPr>
+      <w:r>
+        <w:t xml:space="preserve">Eine andere Einteilung ist diejenige in</w:t>
       </w:r>
       <w:r>
         <w:t xml:space="preserve"> </w:t>
@@ -241,7 +423,7 @@
         <w:pStyle w:val="FirstParagraph"/>
       </w:pPr>
       <w:r>
-        <w:t xml:space="preserve">Eine neuere Definition beschränkt sich auf die wesentlichen vier Anforderungen:</w:t>
+        <w:t xml:space="preserve">Eine neuere Definition beschränkt sich auf die wesentlichen vier Anforderungen.</w:t>
       </w:r>
     </w:p>
     <w:p>
@@ -283,22 +465,10 @@
       <w:r>
         <w:t xml:space="preserve">erstellt werden, sondern eigentlich die Realisierung eines spezifischen Unterrichts entsprechen.</w:t>
       </w:r>
-      <w:r>
-        <w:t xml:space="preserve"> </w:t>
-      </w:r>
-      <w:r>
-        <w:t xml:space="preserve">Wollring (2008)</w:t>
-      </w:r>
-      <w:r>
-        <w:t xml:space="preserve"> </w:t>
-      </w:r>
-      <w:r>
-        <w:t xml:space="preserve">beschreibt dies explizit:</w:t>
-      </w:r>
-    </w:p>
-    <w:p>
-      <w:pPr>
-        <w:pStyle w:val="BlockText"/>
+    </w:p>
+    <w:p>
+      <w:pPr>
+        <w:pStyle w:val="BodyText"/>
       </w:pPr>
       <w:r>
         <w:t xml:space="preserve">“</w:t>
@@ -309,77 +479,207 @@
       <w:r>
         <w:t xml:space="preserve">”</w:t>
       </w:r>
-    </w:p>
-    <w:p>
-      <w:pPr>
-        <w:pStyle w:val="BlockText"/>
-      </w:pPr>
+      <w:r>
+        <w:t xml:space="preserve"> </w:t>
+      </w:r>
       <w:r>
         <w:t xml:space="preserve">(Wollring, 2008, S. 4)</w:t>
       </w:r>
     </w:p>
     <w:p>
       <w:pPr>
+        <w:pStyle w:val="BodyText"/>
+      </w:pPr>
+      <w:r>
+        <w:t xml:space="preserve">Eine für den Mathematikunterricht nützliche Sichtweise auf Lernumgebungen lautet, dass es sich um eine</w:t>
+      </w:r>
+      <w:r>
+        <w:t xml:space="preserve"> </w:t>
+      </w:r>
+      <w:r>
+        <w:t xml:space="preserve">“</w:t>
+      </w:r>
+      <w:r>
+        <w:t xml:space="preserve">flexible grosse Aufgabe</w:t>
+      </w:r>
+      <w:r>
+        <w:t xml:space="preserve">”</w:t>
+      </w:r>
+      <w:r>
+        <w:t xml:space="preserve"> </w:t>
+      </w:r>
+      <w:r>
+        <w:t xml:space="preserve">handelt. Diese wiederum besteht aus einem</w:t>
+      </w:r>
+      <w:r>
+        <w:t xml:space="preserve"> </w:t>
+      </w:r>
+      <w:r>
+        <w:t xml:space="preserve">“</w:t>
+      </w:r>
+      <w:r>
+        <w:t xml:space="preserve">Netzwerk kleinerer Aufgaben</w:t>
+      </w:r>
+      <w:r>
+        <w:t xml:space="preserve">”</w:t>
+      </w:r>
+      <w:r>
+        <w:t xml:space="preserve"> </w:t>
+      </w:r>
+      <w:r>
+        <w:t xml:space="preserve">(Wollring, 2008, S. 5)</w:t>
+      </w:r>
+      <w:r>
+        <w:t xml:space="preserve">.</w:t>
+      </w:r>
+    </w:p>
+    <w:tbl>
+      <w:tblPr>
+        <w:tblStyle w:val="Table"/>
+        <w:tblLook w:firstRow="0" w:lastRow="0" w:firstColumn="0" w:lastColumn="0" w:noHBand="0" w:noVBand="0" w:val="0000"/>
+        <w:tblBorders>
+          <w:left w:val="single" w:sz="24" w:space="0" w:color="00A047"/>
+          <w:right w:val="single" w:sz="4" w:space="0" w:color="00A047"/>
+          <w:top w:val="single" w:sz="4" w:space="0" w:color="00A047"/>
+          <w:bottom w:val="single" w:sz="4" w:space="0" w:color="00A047"/>
+        </w:tblBorders>
+        <w:tblCellMar>
+          <w:left w:w="144" w:type="dxa"/>
+          <w:right w:w="144" w:type="dxa"/>
+        </w:tblCellMar>
+        <w:tblInd w:w="164" w:type="dxa"/>
+        <w:tblW w:type="pct" w:w="100%"/>
+      </w:tblPr>
+      <w:tr>
+        <w:trPr>
+          <w:cantSplit/>
+        </w:trPr>
+        <w:tc>
+          <w:tcPr>
+            <w:shd w:color="auto" w:fill="ccf1e3" w:val="clear"/>
+            <w:tcMar>
+              <w:top w:w="92" w:type="dxa"/>
+              <w:bottom w:w="92" w:type="dxa"/>
+            </w:tcMar>
+          </w:tcPr>
+          <w:p>
+            <w:pPr>
+              <w:pStyle w:val="BodyText"/>
+            </w:pPr>
+            <w:pPr>
+              <w:spacing w:before="0" w:after="0"/>
+              <w:textAlignment w:val="center"/>
+            </w:pPr>
+            <w:r>
+              <w:drawing>
+                <wp:inline>
+                  <wp:extent cx="152400" cy="152400"/>
+                  <wp:effectExtent b="0" l="0" r="0" t="0"/>
+                  <wp:docPr descr="" title="" id="24" name="Picture"/>
+                  <a:graphic>
+                    <a:graphicData uri="http://schemas.openxmlformats.org/drawingml/2006/picture">
+                      <pic:pic>
+                        <pic:nvPicPr>
+                          <pic:cNvPr descr="/Applications/quarto/share/formats/docx/tip.png" id="25" name="Picture"/>
+                          <pic:cNvPicPr>
+                            <a:picLocks noChangeArrowheads="1" noChangeAspect="1"/>
+                          </pic:cNvPicPr>
+                        </pic:nvPicPr>
+                        <pic:blipFill>
+                          <a:blip r:embed="rId20"/>
+                          <a:stretch>
+                            <a:fillRect/>
+                          </a:stretch>
+                        </pic:blipFill>
+                        <pic:spPr bwMode="auto">
+                          <a:xfrm>
+                            <a:off x="0" y="0"/>
+                            <a:ext cx="152400" cy="152400"/>
+                          </a:xfrm>
+                          <a:prstGeom prst="rect">
+                            <a:avLst/>
+                          </a:prstGeom>
+                          <a:noFill/>
+                          <a:ln w="9525">
+                            <a:noFill/>
+                            <a:headEnd/>
+                            <a:tailEnd/>
+                          </a:ln>
+                        </pic:spPr>
+                      </pic:pic>
+                    </a:graphicData>
+                  </a:graphic>
+                </wp:inline>
+              </w:drawing>
+            </w:r>
+            <w:r>
+              <w:t xml:space="preserve"> </w:t>
+            </w:r>
+            <w:r>
+              <w:t xml:space="preserve"> </w:t>
+            </w:r>
+            <w:r>
+              <w:t xml:space="preserve">Tipp</w:t>
+            </w:r>
+          </w:p>
+        </w:tc>
+      </w:tr>
+      <w:tr>
+        <w:trPr>
+          <w:cantSplit/>
+        </w:trPr>
+        <w:tc>
+          <w:tcPr>
+            <w:tcMar>
+              <w:top w:w="108" w:type="dxa"/>
+              <w:bottom w:w="108" w:type="dxa"/>
+            </w:tcMar>
+          </w:tcPr>
+          <w:p>
+            <w:pPr>
+              <w:pStyle w:val="BodyText"/>
+            </w:pPr>
+            <w:pPr>
+              <w:spacing w:before="16" w:after="16"/>
+            </w:pPr>
+            <w:r>
+              <w:t xml:space="preserve">An einer Pädagogischen Hochschule (und auch in einem Verlag) können keine</w:t>
+            </w:r>
+            <w:r>
+              <w:t xml:space="preserve"> </w:t>
+            </w:r>
+            <w:r>
+              <w:rPr>
+                <w:iCs/>
+                <w:i/>
+              </w:rPr>
+              <w:t xml:space="preserve">one size fits all</w:t>
+            </w:r>
+            <w:r>
+              <w:t xml:space="preserve"> </w:t>
+            </w:r>
+            <w:r>
+              <w:t xml:space="preserve">Materialien erstellt werden. Freie Lizenzen ermöglichen es jedoch Lehrpersonen Unterrichtsmaterialien für ihren Unterricht anzupassen.</w:t>
+            </w:r>
+          </w:p>
+        </w:tc>
+      </w:tr>
+    </w:tbl>
+    <w:bookmarkEnd w:id="26"/>
+    <w:bookmarkStart w:id="27" w:name="vier-kernfragen"/>
+    <w:p>
+      <w:pPr>
+        <w:pStyle w:val="Heading2"/>
+      </w:pPr>
+      <w:r>
+        <w:t xml:space="preserve">Vier Kernfragen</w:t>
+      </w:r>
+    </w:p>
+    <w:p>
+      <w:pPr>
         <w:pStyle w:val="FirstParagraph"/>
       </w:pPr>
       <w:r>
-        <w:t xml:space="preserve">Eine für den Mathematikunterricht nützliche Sichtweise auf Lernumgebungen lautet, dass es sich um eine</w:t>
-      </w:r>
-      <w:r>
-        <w:t xml:space="preserve"> </w:t>
-      </w:r>
-      <w:r>
-        <w:t xml:space="preserve">“</w:t>
-      </w:r>
-      <w:r>
-        <w:t xml:space="preserve">flexible grosse Aufgabe</w:t>
-      </w:r>
-      <w:r>
-        <w:t xml:space="preserve">”</w:t>
-      </w:r>
-      <w:r>
-        <w:t xml:space="preserve"> </w:t>
-      </w:r>
-      <w:r>
-        <w:t xml:space="preserve">handelt. Diese wiederum besteht aus einem</w:t>
-      </w:r>
-      <w:r>
-        <w:t xml:space="preserve"> </w:t>
-      </w:r>
-      <w:r>
-        <w:t xml:space="preserve">“</w:t>
-      </w:r>
-      <w:r>
-        <w:t xml:space="preserve">Netzwerk kleinerer Aufgaben</w:t>
-      </w:r>
-      <w:r>
-        <w:t xml:space="preserve">”</w:t>
-      </w:r>
-      <w:r>
-        <w:t xml:space="preserve"> </w:t>
-      </w:r>
-      <w:r>
-        <w:t xml:space="preserve">(Wollring, 2008, S. 5)</w:t>
-      </w:r>
-      <w:r>
-        <w:t xml:space="preserve">.</w:t>
-      </w:r>
-    </w:p>
-    <w:bookmarkEnd w:id="20"/>
-    <w:bookmarkStart w:id="21" w:name="vier-kernfragen"/>
-    <w:p>
-      <w:pPr>
-        <w:pStyle w:val="Heading2"/>
-      </w:pPr>
-      <w:r>
-        <w:t xml:space="preserve">Vier Kernfragen</w:t>
-      </w:r>
-    </w:p>
-    <w:p>
-      <w:pPr>
-        <w:pStyle w:val="FirstParagraph"/>
-      </w:pPr>
-      <w:r>
         <w:t xml:space="preserve">Damit man bei der Erstellung einer Lernumgebung nicht überwältigt wird, hilft es sich möglichst früh auf gewisse Eckpfeiler zu einigen.</w:t>
       </w:r>
     </w:p>
@@ -398,148 +698,6 @@
       </w:r>
       <w:r>
         <w:t xml:space="preserve">, schlägt folgende vier Kernfragen vor:</w:t>
-      </w:r>
-    </w:p>
-    <w:p>
-      <w:pPr>
-        <w:numPr>
-          <w:ilvl w:val="0"/>
-          <w:numId w:val="1001"/>
-        </w:numPr>
-        <w:pStyle w:val="Compact"/>
-      </w:pPr>
-      <w:r>
-        <w:t xml:space="preserve">Lernziele,</w:t>
-      </w:r>
-      <w:r>
-        <w:t xml:space="preserve"> </w:t>
-      </w:r>
-      <w:r>
-        <w:t xml:space="preserve">“</w:t>
-      </w:r>
-      <w:r>
-        <w:t xml:space="preserve">Was würde ich gerne meine Schüler erreichen lassen?</w:t>
-      </w:r>
-      <w:r>
-        <w:t xml:space="preserve">”</w:t>
-      </w:r>
-    </w:p>
-    <w:p>
-      <w:pPr>
-        <w:numPr>
-          <w:ilvl w:val="0"/>
-          <w:numId w:val="1001"/>
-        </w:numPr>
-        <w:pStyle w:val="Compact"/>
-      </w:pPr>
-      <w:r>
-        <w:t xml:space="preserve">Anfangszustand,</w:t>
-      </w:r>
-      <w:r>
-        <w:t xml:space="preserve"> </w:t>
-      </w:r>
-      <w:r>
-        <w:t xml:space="preserve">“</w:t>
-      </w:r>
-      <w:r>
-        <w:t xml:space="preserve">Wo können meine Schüler anfangen?</w:t>
-      </w:r>
-      <w:r>
-        <w:t xml:space="preserve">”</w:t>
-      </w:r>
-    </w:p>
-    <w:p>
-      <w:pPr>
-        <w:numPr>
-          <w:ilvl w:val="0"/>
-          <w:numId w:val="1001"/>
-        </w:numPr>
-        <w:pStyle w:val="Compact"/>
-      </w:pPr>
-      <w:r>
-        <w:t xml:space="preserve">Unterrichtssituation,</w:t>
-      </w:r>
-      <w:r>
-        <w:t xml:space="preserve"> </w:t>
-      </w:r>
-      <w:r>
-        <w:t xml:space="preserve">“</w:t>
-      </w:r>
-      <w:r>
-        <w:t xml:space="preserve">Wie kann ich Lerninhalte vermitteln und wie können meine Schüler sie lernen?</w:t>
-      </w:r>
-      <w:r>
-        <w:t xml:space="preserve">”</w:t>
-      </w:r>
-    </w:p>
-    <w:p>
-      <w:pPr>
-        <w:numPr>
-          <w:ilvl w:val="0"/>
-          <w:numId w:val="1001"/>
-        </w:numPr>
-        <w:pStyle w:val="Compact"/>
-      </w:pPr>
-      <w:r>
-        <w:t xml:space="preserve">Auswertung,</w:t>
-      </w:r>
-      <w:r>
-        <w:t xml:space="preserve"> </w:t>
-      </w:r>
-      <w:r>
-        <w:t xml:space="preserve">“</w:t>
-      </w:r>
-      <w:r>
-        <w:t xml:space="preserve">Wie ermittelt man den Lehrerfolg?</w:t>
-      </w:r>
-      <w:r>
-        <w:t xml:space="preserve">”</w:t>
-      </w:r>
-    </w:p>
-    <w:p>
-      <w:pPr>
-        <w:pStyle w:val="BlockText"/>
-      </w:pPr>
-      <w:r>
-        <w:t xml:space="preserve">(Van Dormolen, 1978, S. 2–3)</w:t>
-      </w:r>
-    </w:p>
-    <w:p>
-      <w:pPr>
-        <w:pStyle w:val="FirstParagraph"/>
-      </w:pPr>
-      <w:r>
-        <w:t xml:space="preserve">Diese vier Leitfragen sind selbstverständlich voneinander abhängig. Es ist kaum möglich eine Frage vollständig zu beantworten, ehe die anderen Fragen nicht zumindest teilweise geklärt sind. In der Praxis fängt man häufig mit der Auswertung, bzw. Beurteilung an.</w:t>
-      </w:r>
-    </w:p>
-    <w:bookmarkEnd w:id="21"/>
-    <w:bookmarkStart w:id="22" w:name="leitideen"/>
-    <w:p>
-      <w:pPr>
-        <w:pStyle w:val="Heading2"/>
-      </w:pPr>
-      <w:r>
-        <w:t xml:space="preserve">Leitideen</w:t>
-      </w:r>
-    </w:p>
-    <w:p>
-      <w:pPr>
-        <w:pStyle w:val="FirstParagraph"/>
-      </w:pPr>
-      <w:r>
-        <w:t xml:space="preserve">Sind die vier Kernfragen geklärt, kann die Lernumgebung detaillierter geplant werden.</w:t>
-      </w:r>
-      <w:r>
-        <w:t xml:space="preserve"> </w:t>
-      </w:r>
-      <w:r>
-        <w:t xml:space="preserve">Wollring (2008)</w:t>
-      </w:r>
-      <w:r>
-        <w:t xml:space="preserve"> </w:t>
-      </w:r>
-      <w:r>
-        <w:t xml:space="preserve">schlägt vor die Lernumgebung, als Bündelung kleiner Aufgaben, an Leitideen auszurichten:</w:t>
       </w:r>
     </w:p>
     <w:p>
@@ -551,7 +709,19 @@
         <w:pStyle w:val="Compact"/>
       </w:pPr>
       <w:r>
-        <w:t xml:space="preserve">Gegenstand und Sinn, Fach-Sinn und Werk-Sinn</w:t>
+        <w:t xml:space="preserve">Lernziele,</w:t>
+      </w:r>
+      <w:r>
+        <w:t xml:space="preserve"> </w:t>
+      </w:r>
+      <w:r>
+        <w:t xml:space="preserve">“</w:t>
+      </w:r>
+      <w:r>
+        <w:t xml:space="preserve">Was würde ich gerne meine Schüler erreichen lassen?</w:t>
+      </w:r>
+      <w:r>
+        <w:t xml:space="preserve">”</w:t>
       </w:r>
     </w:p>
     <w:p>
@@ -563,7 +733,19 @@
         <w:pStyle w:val="Compact"/>
       </w:pPr>
       <w:r>
-        <w:t xml:space="preserve">Artikulation, Kommunikation, Soziale Organisation</w:t>
+        <w:t xml:space="preserve">Anfangszustand,</w:t>
+      </w:r>
+      <w:r>
+        <w:t xml:space="preserve"> </w:t>
+      </w:r>
+      <w:r>
+        <w:t xml:space="preserve">“</w:t>
+      </w:r>
+      <w:r>
+        <w:t xml:space="preserve">Wo können meine Schüler anfangen?</w:t>
+      </w:r>
+      <w:r>
+        <w:t xml:space="preserve">”</w:t>
       </w:r>
     </w:p>
     <w:p>
@@ -575,7 +757,19 @@
         <w:pStyle w:val="Compact"/>
       </w:pPr>
       <w:r>
-        <w:t xml:space="preserve">Differenzieren</w:t>
+        <w:t xml:space="preserve">Unterrichtssituation,</w:t>
+      </w:r>
+      <w:r>
+        <w:t xml:space="preserve"> </w:t>
+      </w:r>
+      <w:r>
+        <w:t xml:space="preserve">“</w:t>
+      </w:r>
+      <w:r>
+        <w:t xml:space="preserve">Wie kann ich Lerninhalte vermitteln und wie können meine Schüler sie lernen?</w:t>
+      </w:r>
+      <w:r>
+        <w:t xml:space="preserve">”</w:t>
       </w:r>
     </w:p>
     <w:p>
@@ -587,30 +781,136 @@
         <w:pStyle w:val="Compact"/>
       </w:pPr>
       <w:r>
-        <w:t xml:space="preserve">Logistik</w:t>
+        <w:t xml:space="preserve">Auswertung,</w:t>
+      </w:r>
+      <w:r>
+        <w:t xml:space="preserve"> </w:t>
+      </w:r>
+      <w:r>
+        <w:t xml:space="preserve">“</w:t>
+      </w:r>
+      <w:r>
+        <w:t xml:space="preserve">Wie ermittelt man den Lehrerfolg?</w:t>
+      </w:r>
+      <w:r>
+        <w:t xml:space="preserve">”</w:t>
+      </w:r>
+    </w:p>
+    <w:p>
+      <w:pPr>
+        <w:pStyle w:val="BlockText"/>
+      </w:pPr>
+      <w:r>
+        <w:t xml:space="preserve">(Van Dormolen, 1978, S. 2–3)</w:t>
+      </w:r>
+    </w:p>
+    <w:p>
+      <w:pPr>
+        <w:pStyle w:val="FirstParagraph"/>
+      </w:pPr>
+      <w:r>
+        <w:t xml:space="preserve">Diese vier Leitfragen sind selbstverständlich voneinander abhängig. Es ist kaum möglich eine Frage vollständig zu beantworten, ehe die anderen Fragen nicht zumindest teilweise geklärt sind. In der Praxis fängt man häufig mit der Auswertung, bzw. Beurteilung an.</w:t>
+      </w:r>
+    </w:p>
+    <w:bookmarkEnd w:id="27"/>
+    <w:bookmarkStart w:id="28" w:name="leitideen"/>
+    <w:p>
+      <w:pPr>
+        <w:pStyle w:val="Heading2"/>
+      </w:pPr>
+      <w:r>
+        <w:t xml:space="preserve">Leitideen</w:t>
+      </w:r>
+    </w:p>
+    <w:p>
+      <w:pPr>
+        <w:pStyle w:val="FirstParagraph"/>
+      </w:pPr>
+      <w:r>
+        <w:t xml:space="preserve">Sind die vier Kernfragen geklärt, kann die Lernumgebung detaillierter geplant werden.</w:t>
+      </w:r>
+      <w:r>
+        <w:t xml:space="preserve"> </w:t>
+      </w:r>
+      <w:r>
+        <w:t xml:space="preserve">Wollring (2008)</w:t>
+      </w:r>
+      <w:r>
+        <w:t xml:space="preserve"> </w:t>
+      </w:r>
+      <w:r>
+        <w:t xml:space="preserve">schlägt vor die Lernumgebung, als Bündelung kleiner Aufgaben, an Leitideen auszurichten:</w:t>
       </w:r>
     </w:p>
     <w:p>
       <w:pPr>
         <w:numPr>
           <w:ilvl w:val="0"/>
-          <w:numId w:val="1002"/>
+          <w:numId w:val="1003"/>
         </w:numPr>
         <w:pStyle w:val="Compact"/>
       </w:pPr>
       <w:r>
-        <w:t xml:space="preserve">Evaluation</w:t>
+        <w:t xml:space="preserve">Gegenstand und Sinn, Fach-Sinn und Werk-Sinn</w:t>
       </w:r>
     </w:p>
     <w:p>
       <w:pPr>
         <w:numPr>
           <w:ilvl w:val="0"/>
-          <w:numId w:val="1002"/>
+          <w:numId w:val="1003"/>
         </w:numPr>
         <w:pStyle w:val="Compact"/>
       </w:pPr>
       <w:r>
+        <w:t xml:space="preserve">Artikulation, Kommunikation, Soziale Organisation</w:t>
+      </w:r>
+    </w:p>
+    <w:p>
+      <w:pPr>
+        <w:numPr>
+          <w:ilvl w:val="0"/>
+          <w:numId w:val="1003"/>
+        </w:numPr>
+        <w:pStyle w:val="Compact"/>
+      </w:pPr>
+      <w:r>
+        <w:t xml:space="preserve">Differenzieren</w:t>
+      </w:r>
+    </w:p>
+    <w:p>
+      <w:pPr>
+        <w:numPr>
+          <w:ilvl w:val="0"/>
+          <w:numId w:val="1003"/>
+        </w:numPr>
+        <w:pStyle w:val="Compact"/>
+      </w:pPr>
+      <w:r>
+        <w:t xml:space="preserve">Logistik</w:t>
+      </w:r>
+    </w:p>
+    <w:p>
+      <w:pPr>
+        <w:numPr>
+          <w:ilvl w:val="0"/>
+          <w:numId w:val="1003"/>
+        </w:numPr>
+        <w:pStyle w:val="Compact"/>
+      </w:pPr>
+      <w:r>
+        <w:t xml:space="preserve">Evaluation</w:t>
+      </w:r>
+    </w:p>
+    <w:p>
+      <w:pPr>
+        <w:numPr>
+          <w:ilvl w:val="0"/>
+          <w:numId w:val="1003"/>
+        </w:numPr>
+        <w:pStyle w:val="Compact"/>
+      </w:pPr>
+      <w:r>
         <w:t xml:space="preserve">Vernetzung mit anderen Lernumgebungen</w:t>
       </w:r>
     </w:p>
@@ -651,8 +951,8 @@
         <w:t xml:space="preserve">, dies kann damit zu tun haben, dass die Lernumgebung sich vor allem auf Mikroplanungsebene (bis zu 4 Lektionen) bezieht, der Unterrichtsarbeitsplan sich jedoch auf ein längeres Zeitintervall beziehen kann.</w:t>
       </w:r>
     </w:p>
-    <w:bookmarkEnd w:id="22"/>
-    <w:bookmarkStart w:id="35" w:name="offen-vs-geschlossen"/>
+    <w:bookmarkEnd w:id="28"/>
+    <w:bookmarkStart w:id="41" w:name="offen-vs-geschlossen"/>
     <w:p>
       <w:pPr>
         <w:pStyle w:val="Heading2"/>
@@ -696,7 +996,7 @@
         <w:t xml:space="preserve">zusammengefasst.</w:t>
       </w:r>
     </w:p>
-    <w:bookmarkStart w:id="34" w:name="leitfragen"/>
+    <w:bookmarkStart w:id="40" w:name="leitfragen"/>
     <w:p>
       <w:pPr>
         <w:pStyle w:val="Heading3"/>
@@ -754,8 +1054,8 @@
         <w:t xml:space="preserve">(Reinmann &amp; Mandl, 2010, S. 618)</w:t>
       </w:r>
     </w:p>
-    <w:bookmarkStart w:id="33" w:name="refs"/>
-    <w:bookmarkStart w:id="23" w:name="ref-aebli_zwolf_1983"/>
+    <w:bookmarkStart w:id="39" w:name="refs"/>
+    <w:bookmarkStart w:id="29" w:name="ref-aebli_zwolf_1983"/>
     <w:p>
       <w:pPr>
         <w:pStyle w:val="Bibliography"/>
@@ -780,8 +1080,8 @@
         <w:t xml:space="preserve">(15. Auflage). Klett-Cotta.</w:t>
       </w:r>
     </w:p>
-    <w:bookmarkEnd w:id="23"/>
-    <w:bookmarkStart w:id="24" w:name="ref-friedrich_analyse_1997"/>
+    <w:bookmarkEnd w:id="29"/>
+    <w:bookmarkStart w:id="30" w:name="ref-friedrich_analyse_1997"/>
     <w:p>
       <w:pPr>
         <w:pStyle w:val="Bibliography"/>
@@ -806,8 +1106,8 @@
         <w:t xml:space="preserve">(S. 237–296).</w:t>
       </w:r>
     </w:p>
-    <w:bookmarkEnd w:id="24"/>
-    <w:bookmarkStart w:id="25" w:name="ref-leuchter_rolle_2009"/>
+    <w:bookmarkEnd w:id="30"/>
+    <w:bookmarkStart w:id="31" w:name="ref-leuchter_rolle_2009"/>
     <w:p>
       <w:pPr>
         <w:pStyle w:val="Bibliography"/>
@@ -829,8 +1129,8 @@
         <w:t xml:space="preserve">. Waxmann.</w:t>
       </w:r>
     </w:p>
-    <w:bookmarkEnd w:id="25"/>
-    <w:bookmarkStart w:id="26" w:name="ref-krapp_unterrichten_2010"/>
+    <w:bookmarkEnd w:id="31"/>
+    <w:bookmarkStart w:id="32" w:name="ref-krapp_unterrichten_2010"/>
     <w:p>
       <w:pPr>
         <w:pStyle w:val="Bibliography"/>
@@ -864,8 +1164,8 @@
         <w:t xml:space="preserve">.</w:t>
       </w:r>
     </w:p>
-    <w:bookmarkEnd w:id="26"/>
-    <w:bookmarkStart w:id="28" w:name="ref-stadeli_aviva_2020"/>
+    <w:bookmarkEnd w:id="32"/>
+    <w:bookmarkStart w:id="34" w:name="ref-stadeli_aviva_2020"/>
     <w:p>
       <w:pPr>
         <w:pStyle w:val="Bibliography"/>
@@ -917,7 +1217,7 @@
       <w:r>
         <w:t xml:space="preserve"> </w:t>
       </w:r>
-      <w:hyperlink r:id="rId27">
+      <w:hyperlink r:id="rId33">
         <w:r>
           <w:rPr>
             <w:rStyle w:val="Hyperlink"/>
@@ -926,8 +1226,8 @@
         </w:r>
       </w:hyperlink>
     </w:p>
-    <w:bookmarkEnd w:id="28"/>
-    <w:bookmarkStart w:id="30" w:name="ref-van_dormolen_didaktik_1978"/>
+    <w:bookmarkEnd w:id="34"/>
+    <w:bookmarkStart w:id="36" w:name="ref-van_dormolen_didaktik_1978"/>
     <w:p>
       <w:pPr>
         <w:pStyle w:val="Bibliography"/>
@@ -951,7 +1251,7 @@
       <w:r>
         <w:t xml:space="preserve"> </w:t>
       </w:r>
-      <w:hyperlink r:id="rId29">
+      <w:hyperlink r:id="rId35">
         <w:r>
           <w:rPr>
             <w:rStyle w:val="Hyperlink"/>
@@ -960,8 +1260,8 @@
         </w:r>
       </w:hyperlink>
     </w:p>
-    <w:bookmarkEnd w:id="30"/>
-    <w:bookmarkStart w:id="32" w:name="ref-wollring_kennzeichnung_2008"/>
+    <w:bookmarkEnd w:id="36"/>
+    <w:bookmarkStart w:id="38" w:name="ref-wollring_kennzeichnung_2008"/>
     <w:p>
       <w:pPr>
         <w:pStyle w:val="Bibliography"/>
@@ -988,7 +1288,7 @@
       <w:r>
         <w:t xml:space="preserve"> </w:t>
       </w:r>
-      <w:hyperlink r:id="rId31">
+      <w:hyperlink r:id="rId37">
         <w:r>
           <w:rPr>
             <w:rStyle w:val="Hyperlink"/>
@@ -997,11 +1297,11 @@
         </w:r>
       </w:hyperlink>
     </w:p>
-    <w:bookmarkEnd w:id="32"/>
-    <w:bookmarkEnd w:id="33"/>
-    <w:bookmarkEnd w:id="34"/>
-    <w:bookmarkEnd w:id="35"/>
-    <w:bookmarkEnd w:id="36"/>
+    <w:bookmarkEnd w:id="38"/>
+    <w:bookmarkEnd w:id="39"/>
+    <w:bookmarkEnd w:id="40"/>
+    <w:bookmarkEnd w:id="41"/>
+    <w:bookmarkEnd w:id="42"/>
     <w:sectPr/>
   </w:body>
 </w:document>
@@ -1191,6 +1491,9 @@
     <w:abstractNumId w:val="991"/>
   </w:num>
   <w:num w:numId="1002">
+    <w:abstractNumId w:val="991"/>
+  </w:num>
+  <w:num w:numId="1003">
     <w:abstractNumId w:val="991"/>
   </w:num>
 </w:numbering>

--- a/docs/lerngelegenheiten/LG_math-mikro/LM_mikromath_02.docx
+++ b/docs/lerngelegenheiten/LG_math-mikro/LM_mikromath_02.docx
@@ -24,7 +24,7 @@
         <w:t xml:space="preserve">Conrardy</w:t>
       </w:r>
     </w:p>
-    <w:bookmarkStart w:id="50" w:name="unterrichtsstrukturierung"/>
+    <w:bookmarkStart w:id="47" w:name="unterrichtsstrukturierung"/>
     <w:p>
       <w:pPr>
         <w:pStyle w:val="Heading1"/>
@@ -1248,7 +1248,7 @@
       </w:tr>
     </w:tbl>
     <w:bookmarkEnd w:id="32"/>
-    <w:bookmarkStart w:id="49" w:name="unterrichtszentrum"/>
+    <w:bookmarkStart w:id="46" w:name="unterrichtszentrum"/>
     <w:p>
       <w:pPr>
         <w:pStyle w:val="Heading2"/>
@@ -1289,7 +1289,7 @@
         <w:t xml:space="preserve"> </w:t>
       </w:r>
       <w:r>
-        <w:t xml:space="preserve">zusammengefasst. Diese perspektiven können ebenfalls durch ihren Fokus unterschieden werden: Learner centered, Knowledge centered, Assessment centered, Community centered</w:t>
+        <w:t xml:space="preserve">zusammengefasst. Diese Perspektiven können ebenfalls durch ihren Fokus unterschieden werden: Learner centered, Knowledge centered, Assessment centered, Community centered</w:t>
       </w:r>
       <w:r>
         <w:t xml:space="preserve"> </w:t>
@@ -1298,172 +1298,8 @@
         <w:t xml:space="preserve">(Reinmann &amp; Mandl, 2010, S. 618)</w:t>
       </w:r>
     </w:p>
-    <w:tbl>
-      <w:tblPr>
-        <w:tblStyle w:val="Table"/>
-        <w:tblLook w:firstRow="0" w:lastRow="0" w:firstColumn="0" w:lastColumn="0" w:noHBand="0" w:noVBand="0" w:val="0000"/>
-        <w:tblBorders>
-          <w:left w:val="single" w:sz="24" w:space="0" w:color="00A047"/>
-          <w:right w:val="single" w:sz="4" w:space="0" w:color="00A047"/>
-          <w:top w:val="single" w:sz="4" w:space="0" w:color="00A047"/>
-          <w:bottom w:val="single" w:sz="4" w:space="0" w:color="00A047"/>
-        </w:tblBorders>
-        <w:tblCellMar>
-          <w:left w:w="144" w:type="dxa"/>
-          <w:right w:w="144" w:type="dxa"/>
-        </w:tblCellMar>
-        <w:tblInd w:w="164" w:type="dxa"/>
-        <w:tblW w:type="pct" w:w="100%"/>
-      </w:tblPr>
-      <w:tr>
-        <w:trPr>
-          <w:cantSplit/>
-        </w:trPr>
-        <w:tc>
-          <w:tcPr>
-            <w:shd w:color="auto" w:fill="ccf1e3" w:val="clear"/>
-            <w:tcMar>
-              <w:top w:w="92" w:type="dxa"/>
-              <w:bottom w:w="92" w:type="dxa"/>
-            </w:tcMar>
-          </w:tcPr>
-          <w:p>
-            <w:pPr>
-              <w:pStyle w:val="BodyText"/>
-            </w:pPr>
-            <w:pPr>
-              <w:spacing w:before="0" w:after="0"/>
-              <w:textAlignment w:val="center"/>
-            </w:pPr>
-            <w:r>
-              <w:drawing>
-                <wp:inline>
-                  <wp:extent cx="152400" cy="152400"/>
-                  <wp:effectExtent b="0" l="0" r="0" t="0"/>
-                  <wp:docPr descr="" title="" id="33" name="Picture"/>
-                  <a:graphic>
-                    <a:graphicData uri="http://schemas.openxmlformats.org/drawingml/2006/picture">
-                      <pic:pic>
-                        <pic:nvPicPr>
-                          <pic:cNvPr descr="/Applications/quarto/share/formats/docx/tip.png" id="34" name="Picture"/>
-                          <pic:cNvPicPr>
-                            <a:picLocks noChangeArrowheads="1" noChangeAspect="1"/>
-                          </pic:cNvPicPr>
-                        </pic:nvPicPr>
-                        <pic:blipFill>
-                          <a:blip r:embed="rId20"/>
-                          <a:stretch>
-                            <a:fillRect/>
-                          </a:stretch>
-                        </pic:blipFill>
-                        <pic:spPr bwMode="auto">
-                          <a:xfrm>
-                            <a:off x="0" y="0"/>
-                            <a:ext cx="152400" cy="152400"/>
-                          </a:xfrm>
-                          <a:prstGeom prst="rect">
-                            <a:avLst/>
-                          </a:prstGeom>
-                          <a:noFill/>
-                          <a:ln w="9525">
-                            <a:noFill/>
-                            <a:headEnd/>
-                            <a:tailEnd/>
-                          </a:ln>
-                        </pic:spPr>
-                      </pic:pic>
-                    </a:graphicData>
-                  </a:graphic>
-                </wp:inline>
-              </w:drawing>
-            </w:r>
-            <w:r>
-              <w:t xml:space="preserve"> </w:t>
-            </w:r>
-            <w:r>
-              <w:t xml:space="preserve"> </w:t>
-            </w:r>
-            <w:r>
-              <w:t xml:space="preserve">Vertiefungsaufgabe</w:t>
-            </w:r>
-          </w:p>
-        </w:tc>
-      </w:tr>
-      <w:tr>
-        <w:trPr>
-          <w:cantSplit/>
-        </w:trPr>
-        <w:tc>
-          <w:tcPr>
-            <w:tcMar>
-              <w:top w:w="108" w:type="dxa"/>
-              <w:bottom w:w="108" w:type="dxa"/>
-            </w:tcMar>
-          </w:tcPr>
-          <w:p>
-            <w:pPr>
-              <w:pStyle w:val="BodyText"/>
-            </w:pPr>
-            <w:pPr>
-              <w:spacing w:before="16"/>
-            </w:pPr>
-            <w:r>
-              <w:t xml:space="preserve">Welche Position haben folgende Lehrmaterialien vermutlich?</w:t>
-            </w:r>
-          </w:p>
-          <w:p>
-            <w:pPr>
-              <w:numPr>
-                <w:ilvl w:val="0"/>
-                <w:numId w:val="1005"/>
-              </w:numPr>
-              <w:pStyle w:val="Compact"/>
-            </w:pPr>
-            <w:r>
-              <w:t xml:space="preserve">Lehrmaterialien von Blöchliger, z.B.</w:t>
-            </w:r>
-          </w:p>
-          <w:p>
-            <w:pPr>
-              <w:numPr>
-                <w:ilvl w:val="0"/>
-                <w:numId w:val="1005"/>
-              </w:numPr>
-              <w:pStyle w:val="Compact"/>
-            </w:pPr>
-            <w:r>
-              <w:t xml:space="preserve">Mathbuch</w:t>
-            </w:r>
-          </w:p>
-          <w:p>
-            <w:pPr>
-              <w:numPr>
-                <w:ilvl w:val="0"/>
-                <w:numId w:val="1005"/>
-              </w:numPr>
-              <w:pStyle w:val="Compact"/>
-            </w:pPr>
-            <w:r>
-              <w:t xml:space="preserve">Mathematik von</w:t>
-            </w:r>
-            <w:r>
-              <w:t xml:space="preserve"> </w:t>
-            </w:r>
-            <w:r>
-              <w:t xml:space="preserve">Keller et al. (2021)</w:t>
-            </w:r>
-            <w:r>
-              <w:t xml:space="preserve"> </w:t>
-            </w:r>
-            <w:r>
-              <w:t xml:space="preserve">?</w:t>
-            </w:r>
-          </w:p>
-        </w:tc>
-      </w:tr>
-    </w:tbl>
-    <w:bookmarkStart w:id="48" w:name="refs"/>
-    <w:bookmarkStart w:id="35" w:name="ref-aebli_zwolf_1983"/>
+    <w:bookmarkStart w:id="45" w:name="refs"/>
+    <w:bookmarkStart w:id="33" w:name="ref-aebli_zwolf_1983"/>
     <w:p>
       <w:pPr>
         <w:pStyle w:val="Bibliography"/>
@@ -1488,8 +1324,8 @@
         <w:t xml:space="preserve">(15. Auflage). Klett-Cotta.</w:t>
       </w:r>
     </w:p>
-    <w:bookmarkEnd w:id="35"/>
-    <w:bookmarkStart w:id="37" w:name="ref-biggs_enhancing_1996"/>
+    <w:bookmarkEnd w:id="33"/>
+    <w:bookmarkStart w:id="35" w:name="ref-biggs_enhancing_1996"/>
     <w:p>
       <w:pPr>
         <w:pStyle w:val="Bibliography"/>
@@ -1526,7 +1362,7 @@
       <w:r>
         <w:t xml:space="preserve"> </w:t>
       </w:r>
-      <w:hyperlink r:id="rId36">
+      <w:hyperlink r:id="rId34">
         <w:r>
           <w:rPr>
             <w:rStyle w:val="Hyperlink"/>
@@ -1535,8 +1371,8 @@
         </w:r>
       </w:hyperlink>
     </w:p>
-    <w:bookmarkEnd w:id="37"/>
-    <w:bookmarkStart w:id="38" w:name="ref-friedrich_analyse_1997"/>
+    <w:bookmarkEnd w:id="35"/>
+    <w:bookmarkStart w:id="36" w:name="ref-friedrich_analyse_1997"/>
     <w:p>
       <w:pPr>
         <w:pStyle w:val="Bibliography"/>
@@ -1561,43 +1397,8 @@
         <w:t xml:space="preserve">(S. 237–296).</w:t>
       </w:r>
     </w:p>
-    <w:bookmarkEnd w:id="38"/>
-    <w:bookmarkStart w:id="39" w:name="ref-keller_mathematik_2021"/>
-    <w:p>
-      <w:pPr>
-        <w:pStyle w:val="Bibliography"/>
-      </w:pPr>
-      <w:r>
-        <w:t xml:space="preserve">Keller, F., Keller, W., &amp; Zürcher, C. (2021).</w:t>
-      </w:r>
-      <w:r>
-        <w:t xml:space="preserve"> </w:t>
-      </w:r>
-      <w:r>
-        <w:rPr>
-          <w:iCs/>
-          <w:i/>
-        </w:rPr>
-        <w:t xml:space="preserve">Mathematik 1 Klick Sekundarstufe 1</w:t>
-      </w:r>
-      <w:r>
-        <w:t xml:space="preserve"> </w:t>
-      </w:r>
-      <w:r>
-        <w:t xml:space="preserve">(1. Auflage).</w:t>
-      </w:r>
-      <w:r>
-        <w:t xml:space="preserve"> </w:t>
-      </w:r>
-      <w:r>
-        <w:t xml:space="preserve">LMVZ</w:t>
-      </w:r>
-      <w:r>
-        <w:t xml:space="preserve">.</w:t>
-      </w:r>
-    </w:p>
-    <w:bookmarkEnd w:id="39"/>
-    <w:bookmarkStart w:id="40" w:name="ref-leuchter_rolle_2009"/>
+    <w:bookmarkEnd w:id="36"/>
+    <w:bookmarkStart w:id="37" w:name="ref-leuchter_rolle_2009"/>
     <w:p>
       <w:pPr>
         <w:pStyle w:val="Bibliography"/>
@@ -1619,8 +1420,8 @@
         <w:t xml:space="preserve">. Waxmann.</w:t>
       </w:r>
     </w:p>
-    <w:bookmarkEnd w:id="40"/>
-    <w:bookmarkStart w:id="41" w:name="ref-krapp_unterrichten_2010"/>
+    <w:bookmarkEnd w:id="37"/>
+    <w:bookmarkStart w:id="38" w:name="ref-krapp_unterrichten_2010"/>
     <w:p>
       <w:pPr>
         <w:pStyle w:val="Bibliography"/>
@@ -1654,8 +1455,8 @@
         <w:t xml:space="preserve">.</w:t>
       </w:r>
     </w:p>
-    <w:bookmarkEnd w:id="41"/>
-    <w:bookmarkStart w:id="43" w:name="ref-stadeli_aviva_2020"/>
+    <w:bookmarkEnd w:id="38"/>
+    <w:bookmarkStart w:id="40" w:name="ref-stadeli_aviva_2020"/>
     <w:p>
       <w:pPr>
         <w:pStyle w:val="Bibliography"/>
@@ -1707,7 +1508,7 @@
       <w:r>
         <w:t xml:space="preserve"> </w:t>
       </w:r>
-      <w:hyperlink r:id="rId42">
+      <w:hyperlink r:id="rId39">
         <w:r>
           <w:rPr>
             <w:rStyle w:val="Hyperlink"/>
@@ -1716,8 +1517,8 @@
         </w:r>
       </w:hyperlink>
     </w:p>
-    <w:bookmarkEnd w:id="43"/>
-    <w:bookmarkStart w:id="45" w:name="ref-van_dormolen_didaktik_1978"/>
+    <w:bookmarkEnd w:id="40"/>
+    <w:bookmarkStart w:id="42" w:name="ref-van_dormolen_didaktik_1978"/>
     <w:p>
       <w:pPr>
         <w:pStyle w:val="Bibliography"/>
@@ -1741,7 +1542,7 @@
       <w:r>
         <w:t xml:space="preserve"> </w:t>
       </w:r>
-      <w:hyperlink r:id="rId44">
+      <w:hyperlink r:id="rId41">
         <w:r>
           <w:rPr>
             <w:rStyle w:val="Hyperlink"/>
@@ -1750,8 +1551,8 @@
         </w:r>
       </w:hyperlink>
     </w:p>
-    <w:bookmarkEnd w:id="45"/>
-    <w:bookmarkStart w:id="47" w:name="ref-wollring_kennzeichnung_2008"/>
+    <w:bookmarkEnd w:id="42"/>
+    <w:bookmarkStart w:id="44" w:name="ref-wollring_kennzeichnung_2008"/>
     <w:p>
       <w:pPr>
         <w:pStyle w:val="Bibliography"/>
@@ -1778,7 +1579,7 @@
       <w:r>
         <w:t xml:space="preserve"> </w:t>
       </w:r>
-      <w:hyperlink r:id="rId46">
+      <w:hyperlink r:id="rId43">
         <w:r>
           <w:rPr>
             <w:rStyle w:val="Hyperlink"/>
@@ -1787,10 +1588,10 @@
         </w:r>
       </w:hyperlink>
     </w:p>
+    <w:bookmarkEnd w:id="44"/>
+    <w:bookmarkEnd w:id="45"/>
+    <w:bookmarkEnd w:id="46"/>
     <w:bookmarkEnd w:id="47"/>
-    <w:bookmarkEnd w:id="48"/>
-    <w:bookmarkEnd w:id="49"/>
-    <w:bookmarkEnd w:id="50"/>
     <w:sectPr/>
   </w:body>
 </w:document>
@@ -1986,9 +1787,6 @@
     <w:abstractNumId w:val="991"/>
   </w:num>
   <w:num w:numId="1004">
-    <w:abstractNumId w:val="991"/>
-  </w:num>
-  <w:num w:numId="1005">
     <w:abstractNumId w:val="991"/>
   </w:num>
 </w:numbering>

--- a/docs/lerngelegenheiten/LG_math-mikro/LM_mikromath_02.docx
+++ b/docs/lerngelegenheiten/LG_math-mikro/LM_mikromath_02.docx
@@ -8,20 +8,6 @@
       </w:pPr>
       <w:r>
         <w:t xml:space="preserve">Lernumgebungen</w:t>
-      </w:r>
-    </w:p>
-    <w:p>
-      <w:pPr>
-        <w:pStyle w:val="Author"/>
-      </w:pPr>
-      <w:r>
-        <w:t xml:space="preserve">Richard</w:t>
-      </w:r>
-      <w:r>
-        <w:t xml:space="preserve"> </w:t>
-      </w:r>
-      <w:r>
-        <w:t xml:space="preserve">Conrardy</w:t>
       </w:r>
     </w:p>
     <w:bookmarkStart w:id="47" w:name="unterrichtsstrukturierung"/>
